--- a/templates-source/discovery-setup/readme.docx
+++ b/templates-source/discovery-setup/readme.docx
@@ -72,6 +72,14 @@
       </w:pPr>
       <w:r>
         <w:t>06 Requirements: requirements register, open questions, constraints</w:t>
+      </w:r>
+    </w:p>
+    <w:p>
+      <w:pPr>
+        <w:pStyle w:val="ListBullet"/>
+      </w:pPr>
+      <w:r>
+        <w:t>07 Prototype: wireframe versions and the screen spec for designers</w:t>
       </w:r>
     </w:p>
     <w:p>
